--- a/output/tables/09.Tables_Aim2_HWISEadj_Models.docx
+++ b/output/tables/09.Tables_Aim2_HWISEadj_Models.docx
@@ -30,25 +30,14 @@
     </w:p>
     <w:tbl xmlns:a="http://schemas.openxmlformats.org/drawingml/2006/main" xmlns:pic="http://schemas.openxmlformats.org/drawingml/2006/picture">
       <w:tblPr>
-        <w:tblLayout w:type="fixed"/>
+        <w:tblLayout w:type="autofit"/>
         <w:jc w:val="center"/>
+        <w:tblW w:type="pct" w:w="5000"/>
         <w:tblLook w:firstRow="1" w:lastRow="0" w:firstColumn="0" w:lastColumn="0" w:noHBand="0" w:noVBand="1"/>
       </w:tblPr>
-      <w:tblGrid>
-        <w:gridCol w:w="655"/>
-        <w:gridCol w:w="4421"/>
-        <w:gridCol w:w="3700"/>
-        <w:gridCol w:w="778"/>
-        <w:gridCol w:w="2147"/>
-        <w:gridCol w:w="1083"/>
-        <w:gridCol w:w="1303"/>
-        <w:gridCol w:w="1145"/>
-        <w:gridCol w:w="1218"/>
-        <w:gridCol w:w="1462"/>
-      </w:tblGrid>
       <w:tr>
         <w:trPr>
-          <w:trHeight w:val="617" w:hRule="auto"/>
+          <w:trHeight w:val="360" w:hRule="auto"/>
           <w:tblHeader/>
         </w:trPr>
         <w:tc>
@@ -604,7 +593,7 @@
       </w:tr>
       <w:tr>
         <w:trPr>
-          <w:trHeight w:val="621" w:hRule="auto"/>
+          <w:trHeight w:val="360" w:hRule="auto"/>
         </w:trPr>
         <w:tc>
           <w:tcPr>
@@ -712,7 +701,7 @@
                 <w:szCs w:val="22"/>
                 <w:color w:val="000000"/>
               </w:rPr>
-              <w:t xml:space="preserve">m_a6: Hours of water supply/week</w:t>
+              <w:t xml:space="preserve">a6</w:t>
             </w:r>
           </w:p>
         </w:tc>
@@ -1160,7 +1149,7 @@
       </w:tr>
       <w:tr>
         <w:trPr>
-          <w:trHeight w:val="618" w:hRule="auto"/>
+          <w:trHeight w:val="360" w:hRule="auto"/>
         </w:trPr>
         <w:tc>
           <w:tcPr>
@@ -1268,7 +1257,7 @@
                 <w:szCs w:val="22"/>
                 <w:color w:val="000000"/>
               </w:rPr>
-              <w:t xml:space="preserve">m_a_loc: Years in neighbourhood</w:t>
+              <w:t xml:space="preserve">a_loc</w:t>
             </w:r>
           </w:p>
         </w:tc>
@@ -1703,7 +1692,7 @@
       </w:tr>
       <w:tr>
         <w:trPr>
-          <w:trHeight w:val="617" w:hRule="auto"/>
+          <w:trHeight w:val="360" w:hRule="auto"/>
         </w:trPr>
         <w:tc>
           <w:tcPr>
@@ -1811,7 +1800,7 @@
                 <w:szCs w:val="22"/>
                 <w:color w:val="000000"/>
               </w:rPr>
-              <w:t xml:space="preserve">m_a7: Intermittent supply</w:t>
+              <w:t xml:space="preserve">a7</w:t>
             </w:r>
           </w:p>
         </w:tc>
@@ -2246,7 +2235,7 @@
       </w:tr>
       <w:tr>
         <w:trPr>
-          <w:trHeight w:val="615" w:hRule="auto"/>
+          <w:trHeight w:val="360" w:hRule="auto"/>
         </w:trPr>
         <w:tc>
           <w:tcPr>
@@ -2354,7 +2343,7 @@
                 <w:szCs w:val="22"/>
                 <w:color w:val="000000"/>
               </w:rPr>
-              <w:t xml:space="preserve">m_a16: Water pressure</w:t>
+              <w:t xml:space="preserve">a16</w:t>
             </w:r>
           </w:p>
         </w:tc>
@@ -2789,7 +2778,7 @@
       </w:tr>
       <w:tr>
         <w:trPr>
-          <w:trHeight w:val="621" w:hRule="auto"/>
+          <w:trHeight w:val="360" w:hRule="auto"/>
         </w:trPr>
         <w:tc>
           <w:tcPr>
@@ -2899,7 +2888,7 @@
                 <w:szCs w:val="22"/>
                 <w:color w:val="000000"/>
               </w:rPr>
-              <w:t xml:space="preserve">m_a17: Supply frequency</w:t>
+              <w:t xml:space="preserve">a17</w:t>
             </w:r>
           </w:p>
         </w:tc>
@@ -3351,7 +3340,7 @@
       </w:tr>
       <w:tr>
         <w:trPr>
-          <w:trHeight w:val="621" w:hRule="auto"/>
+          <w:trHeight w:val="360" w:hRule="auto"/>
         </w:trPr>
         <w:tc>
           <w:tcPr>
@@ -3822,7 +3811,7 @@
       </w:tr>
       <w:tr>
         <w:trPr>
-          <w:trHeight w:val="618" w:hRule="auto"/>
+          <w:trHeight w:val="360" w:hRule="auto"/>
         </w:trPr>
         <w:tc>
           <w:tcPr>
@@ -3930,7 +3919,7 @@
                 <w:szCs w:val="22"/>
                 <w:color w:val="000000"/>
               </w:rPr>
-              <w:t xml:space="preserve">m_a10: Excessive time handling water</w:t>
+              <w:t xml:space="preserve">a10</w:t>
             </w:r>
           </w:p>
         </w:tc>
@@ -4365,7 +4354,7 @@
       </w:tr>
       <w:tr>
         <w:trPr>
-          <w:trHeight w:val="622" w:hRule="auto"/>
+          <w:trHeight w:val="360" w:hRule="auto"/>
         </w:trPr>
         <w:tc>
           <w:tcPr>
@@ -4473,7 +4462,7 @@
                 <w:szCs w:val="22"/>
                 <w:color w:val="000000"/>
               </w:rPr>
-              <w:t xml:space="preserve">m_a11: Sufficiency rating</w:t>
+              <w:t xml:space="preserve">a11</w:t>
             </w:r>
           </w:p>
         </w:tc>
@@ -4920,7 +4909,7 @@
       </w:tr>
       <w:tr>
         <w:trPr>
-          <w:trHeight w:val="621" w:hRule="auto"/>
+          <w:trHeight w:val="360" w:hRule="auto"/>
         </w:trPr>
         <w:tc>
           <w:tcPr>
@@ -5030,7 +5019,7 @@
                 <w:szCs w:val="22"/>
                 <w:color w:val="000000"/>
               </w:rPr>
-              <w:t xml:space="preserve">m_a9: Neighborhood comparison</w:t>
+              <w:t xml:space="preserve">a9</w:t>
             </w:r>
           </w:p>
         </w:tc>
@@ -5482,7 +5471,7 @@
       </w:tr>
       <w:tr>
         <w:trPr>
-          <w:trHeight w:val="621" w:hRule="auto"/>
+          <w:trHeight w:val="360" w:hRule="auto"/>
         </w:trPr>
         <w:tc>
           <w:tcPr>
@@ -5953,7 +5942,7 @@
       </w:tr>
       <w:tr>
         <w:trPr>
-          <w:trHeight w:val="621" w:hRule="auto"/>
+          <w:trHeight w:val="360" w:hRule="auto"/>
         </w:trPr>
         <w:tc>
           <w:tcPr>
@@ -6061,7 +6050,7 @@
                 <w:szCs w:val="22"/>
                 <w:color w:val="000000"/>
               </w:rPr>
-              <w:t xml:space="preserve">m_a8: Season (dry vs. rainy)</w:t>
+              <w:t xml:space="preserve">a8</w:t>
             </w:r>
           </w:p>
         </w:tc>
@@ -6497,7 +6486,7 @@
       </w:tr>
       <w:tr>
         <w:trPr>
-          <w:trHeight w:val="622" w:hRule="auto"/>
+          <w:trHeight w:val="360" w:hRule="auto"/>
         </w:trPr>
         <w:tc>
           <w:tcPr>
@@ -6605,7 +6594,7 @@
                 <w:szCs w:val="22"/>
                 <w:color w:val="000000"/>
               </w:rPr>
-              <w:t xml:space="preserve">m_a18: Neighborhood (WS/WI)</w:t>
+              <w:t xml:space="preserve">a18</w:t>
             </w:r>
           </w:p>
         </w:tc>
@@ -7073,25 +7062,14 @@
     </w:p>
     <w:tbl xmlns:a="http://schemas.openxmlformats.org/drawingml/2006/main" xmlns:pic="http://schemas.openxmlformats.org/drawingml/2006/picture">
       <w:tblPr>
-        <w:tblLayout w:type="fixed"/>
+        <w:tblLayout w:type="autofit"/>
         <w:jc w:val="center"/>
+        <w:tblW w:type="pct" w:w="5000"/>
         <w:tblLook w:firstRow="1" w:lastRow="0" w:firstColumn="0" w:lastColumn="0" w:noHBand="0" w:noVBand="1"/>
       </w:tblPr>
-      <w:tblGrid>
-        <w:gridCol w:w="655"/>
-        <w:gridCol w:w="4433"/>
-        <w:gridCol w:w="3700"/>
-        <w:gridCol w:w="778"/>
-        <w:gridCol w:w="2001"/>
-        <w:gridCol w:w="1743"/>
-        <w:gridCol w:w="1963"/>
-        <w:gridCol w:w="961"/>
-        <w:gridCol w:w="1218"/>
-        <w:gridCol w:w="1462"/>
-      </w:tblGrid>
       <w:tr>
         <w:trPr>
-          <w:trHeight w:val="617" w:hRule="auto"/>
+          <w:trHeight w:val="360" w:hRule="auto"/>
           <w:tblHeader/>
         </w:trPr>
         <w:tc>
@@ -7647,7 +7625,7 @@
       </w:tr>
       <w:tr>
         <w:trPr>
-          <w:trHeight w:val="621" w:hRule="auto"/>
+          <w:trHeight w:val="360" w:hRule="auto"/>
         </w:trPr>
         <w:tc>
           <w:tcPr>
@@ -7755,7 +7733,7 @@
                 <w:szCs w:val="22"/>
                 <w:color w:val="000000"/>
               </w:rPr>
-              <w:t xml:space="preserve">m_b6: Hours of water supply/week</w:t>
+              <w:t xml:space="preserve">b6</w:t>
             </w:r>
           </w:p>
         </w:tc>
@@ -8202,7 +8180,7 @@
       </w:tr>
       <w:tr>
         <w:trPr>
-          <w:trHeight w:val="617" w:hRule="auto"/>
+          <w:trHeight w:val="360" w:hRule="auto"/>
         </w:trPr>
         <w:tc>
           <w:tcPr>
@@ -8310,7 +8288,7 @@
                 <w:szCs w:val="22"/>
                 <w:color w:val="000000"/>
               </w:rPr>
-              <w:t xml:space="preserve">m_b7: Intermittent supply</w:t>
+              <w:t xml:space="preserve">b7</w:t>
             </w:r>
           </w:p>
         </w:tc>
@@ -8757,7 +8735,7 @@
       </w:tr>
       <w:tr>
         <w:trPr>
-          <w:trHeight w:val="618" w:hRule="auto"/>
+          <w:trHeight w:val="360" w:hRule="auto"/>
         </w:trPr>
         <w:tc>
           <w:tcPr>
@@ -8865,7 +8843,7 @@
                 <w:szCs w:val="22"/>
                 <w:color w:val="000000"/>
               </w:rPr>
-              <w:t xml:space="preserve">m_b10: Excessive time handling water</w:t>
+              <w:t xml:space="preserve">b10</w:t>
             </w:r>
           </w:p>
         </w:tc>
@@ -9312,7 +9290,7 @@
       </w:tr>
       <w:tr>
         <w:trPr>
-          <w:trHeight w:val="618" w:hRule="auto"/>
+          <w:trHeight w:val="360" w:hRule="auto"/>
         </w:trPr>
         <w:tc>
           <w:tcPr>
@@ -9420,7 +9398,7 @@
                 <w:szCs w:val="22"/>
                 <w:color w:val="000000"/>
               </w:rPr>
-              <w:t xml:space="preserve">m_b_loc: Years in neighbourhood</w:t>
+              <w:t xml:space="preserve">b_loc</w:t>
             </w:r>
           </w:p>
         </w:tc>
@@ -9867,7 +9845,7 @@
       </w:tr>
       <w:tr>
         <w:trPr>
-          <w:trHeight w:val="621" w:hRule="auto"/>
+          <w:trHeight w:val="360" w:hRule="auto"/>
         </w:trPr>
         <w:tc>
           <w:tcPr>
@@ -9977,7 +9955,7 @@
                 <w:szCs w:val="22"/>
                 <w:color w:val="000000"/>
               </w:rPr>
-              <w:t xml:space="preserve">m_b17: Supply frequency</w:t>
+              <w:t xml:space="preserve">b17</w:t>
             </w:r>
           </w:p>
         </w:tc>
@@ -10429,7 +10407,7 @@
       </w:tr>
       <w:tr>
         <w:trPr>
-          <w:trHeight w:val="621" w:hRule="auto"/>
+          <w:trHeight w:val="360" w:hRule="auto"/>
         </w:trPr>
         <w:tc>
           <w:tcPr>
@@ -10900,7 +10878,7 @@
       </w:tr>
       <w:tr>
         <w:trPr>
-          <w:trHeight w:val="615" w:hRule="auto"/>
+          <w:trHeight w:val="360" w:hRule="auto"/>
         </w:trPr>
         <w:tc>
           <w:tcPr>
@@ -11008,7 +10986,7 @@
                 <w:szCs w:val="22"/>
                 <w:color w:val="000000"/>
               </w:rPr>
-              <w:t xml:space="preserve">m_b16: Water pressure</w:t>
+              <w:t xml:space="preserve">b16</w:t>
             </w:r>
           </w:p>
         </w:tc>
@@ -11455,7 +11433,7 @@
       </w:tr>
       <w:tr>
         <w:trPr>
-          <w:trHeight w:val="621" w:hRule="auto"/>
+          <w:trHeight w:val="360" w:hRule="auto"/>
         </w:trPr>
         <w:tc>
           <w:tcPr>
@@ -11565,7 +11543,7 @@
                 <w:szCs w:val="22"/>
                 <w:color w:val="000000"/>
               </w:rPr>
-              <w:t xml:space="preserve">m_b9: Neighborhood comparison</w:t>
+              <w:t xml:space="preserve">b9</w:t>
             </w:r>
           </w:p>
         </w:tc>
@@ -12017,7 +11995,7 @@
       </w:tr>
       <w:tr>
         <w:trPr>
-          <w:trHeight w:val="621" w:hRule="auto"/>
+          <w:trHeight w:val="360" w:hRule="auto"/>
         </w:trPr>
         <w:tc>
           <w:tcPr>
@@ -12488,7 +12466,7 @@
       </w:tr>
       <w:tr>
         <w:trPr>
-          <w:trHeight w:val="622" w:hRule="auto"/>
+          <w:trHeight w:val="360" w:hRule="auto"/>
         </w:trPr>
         <w:tc>
           <w:tcPr>
@@ -12596,7 +12574,7 @@
                 <w:szCs w:val="22"/>
                 <w:color w:val="000000"/>
               </w:rPr>
-              <w:t xml:space="preserve">m_b11: Sufficiency rating</w:t>
+              <w:t xml:space="preserve">b11</w:t>
             </w:r>
           </w:p>
         </w:tc>
@@ -13043,7 +13021,7 @@
       </w:tr>
       <w:tr>
         <w:trPr>
-          <w:trHeight w:val="622" w:hRule="auto"/>
+          <w:trHeight w:val="360" w:hRule="auto"/>
         </w:trPr>
         <w:tc>
           <w:tcPr>
@@ -13151,7 +13129,7 @@
                 <w:szCs w:val="22"/>
                 <w:color w:val="000000"/>
               </w:rPr>
-              <w:t xml:space="preserve">m_b18: Neighborhood (WS/WI)</w:t>
+              <w:t xml:space="preserve">b18</w:t>
             </w:r>
           </w:p>
         </w:tc>
@@ -13599,7 +13577,7 @@
       </w:tr>
       <w:tr>
         <w:trPr>
-          <w:trHeight w:val="621" w:hRule="auto"/>
+          <w:trHeight w:val="360" w:hRule="auto"/>
         </w:trPr>
         <w:tc>
           <w:tcPr>
@@ -13707,7 +13685,7 @@
                 <w:szCs w:val="22"/>
                 <w:color w:val="000000"/>
               </w:rPr>
-              <w:t xml:space="preserve">m_b8: Season (dry vs. rainy)</w:t>
+              <w:t xml:space="preserve">b8</w:t>
             </w:r>
           </w:p>
         </w:tc>

--- a/output/tables/09.Tables_Aim2_HWISEadj_Models.docx
+++ b/output/tables/09.Tables_Aim2_HWISEadj_Models.docx
@@ -2569,6 +2569,7 @@
         </w:tc>
         <w:tc>
           <w:tcPr>
+            <w:vMerge w:val="restart"/>
             <w:tcBorders>
               <w:bottom w:val="none" w:sz="0" w:space="0" w:color="000000"/>
               <w:top w:val="none" w:sz="0" w:space="0" w:color="000000"/>
@@ -2782,7 +2783,6 @@
         </w:trPr>
         <w:tc>
           <w:tcPr>
-            <w:vMerge w:val="restart"/>
             <w:tcBorders>
               <w:bottom w:val="none" w:sz="0" w:space="0" w:color="000000"/>
               <w:top w:val="none" w:sz="0" w:space="0" w:color="000000"/>
@@ -2838,7 +2838,6 @@
         </w:tc>
         <w:tc>
           <w:tcPr>
-            <w:vMerge w:val="restart"/>
             <w:tcBorders>
               <w:bottom w:val="none" w:sz="0" w:space="0" w:color="000000"/>
               <w:top w:val="none" w:sz="0" w:space="0" w:color="000000"/>
@@ -2888,7 +2887,7 @@
                 <w:szCs w:val="22"/>
                 <w:color w:val="000000"/>
               </w:rPr>
-              <w:t xml:space="preserve">a17</w:t>
+              <w:t xml:space="preserve">a10</w:t>
             </w:r>
           </w:p>
         </w:tc>
@@ -2943,13 +2942,12 @@
                 <w:szCs w:val="22"/>
                 <w:color w:val="000000"/>
               </w:rPr>
-              <w:t xml:space="preserve">Supply frequency: 4–6 days/wk</w:t>
-            </w:r>
-          </w:p>
-        </w:tc>
-        <w:tc>
-          <w:tcPr>
-            <w:vMerge w:val="restart"/>
+              <w:t xml:space="preserve">Excessive time managing water</w:t>
+            </w:r>
+          </w:p>
+        </w:tc>
+        <w:tc>
+          <w:tcPr>
             <w:tcBorders>
               <w:bottom w:val="none" w:sz="0" w:space="0" w:color="000000"/>
               <w:top w:val="none" w:sz="0" w:space="0" w:color="000000"/>
@@ -2999,7 +2997,7 @@
                 <w:szCs w:val="22"/>
                 <w:color w:val="000000"/>
               </w:rPr>
-              <w:t xml:space="preserve">358</w:t>
+              <w:t xml:space="preserve">355</w:t>
             </w:r>
           </w:p>
         </w:tc>
@@ -3054,13 +3052,12 @@
                 <w:szCs w:val="22"/>
                 <w:color w:val="000000"/>
               </w:rPr>
-              <w:t xml:space="preserve">-0.50 [-3.11, 2.12]</w:t>
-            </w:r>
-          </w:p>
-        </w:tc>
-        <w:tc>
-          <w:tcPr>
-            <w:vMerge w:val="restart"/>
+              <w:t xml:space="preserve">-0.51 [-2.26, 1.24]</w:t>
+            </w:r>
+          </w:p>
+        </w:tc>
+        <w:tc>
+          <w:tcPr>
             <w:tcBorders>
               <w:bottom w:val="none" w:sz="0" w:space="0" w:color="000000"/>
               <w:top w:val="none" w:sz="0" w:space="0" w:color="000000"/>
@@ -3110,13 +3107,13 @@
                 <w:szCs w:val="22"/>
                 <w:color w:val="000000"/>
               </w:rPr>
-              <w:t xml:space="preserve">0.048</w:t>
-            </w:r>
-          </w:p>
-        </w:tc>
-        <w:tc>
-          <w:tcPr>
-            <w:vMerge w:val="restart"/>
+              <w:t xml:space="preserve">0.054</w:t>
+            </w:r>
+          </w:p>
+        </w:tc>
+        <w:tc>
+          <w:tcPr>
+            <w:vMerge/>
             <w:tcBorders>
               <w:bottom w:val="none" w:sz="0" w:space="0" w:color="000000"/>
               <w:top w:val="none" w:sz="0" w:space="0" w:color="000000"/>
@@ -3155,24 +3152,10 @@
                 <w:color w:val="000000"/>
               </w:rPr>
             </w:pPr>
-            <w:r>
-              <w:rPr>
-                <w:rFonts w:ascii="Helvetica" w:hAnsi="Helvetica" w:eastAsia="Helvetica" w:cs="Helvetica"/>
-                <w:i w:val="false"/>
-                <w:b w:val="false"/>
-                <w:u w:val="none"/>
-                <w:strike w:val="false"/>
-                <w:sz w:val="22"/>
-                <w:szCs w:val="22"/>
-                <w:color w:val="000000"/>
-              </w:rPr>
-              <w:t xml:space="preserve">-0.005</w:t>
-            </w:r>
-          </w:p>
-        </w:tc>
-        <w:tc>
-          <w:tcPr>
-            <w:vMerge w:val="restart"/>
+          </w:p>
+        </w:tc>
+        <w:tc>
+          <w:tcPr>
             <w:tcBorders>
               <w:bottom w:val="none" w:sz="0" w:space="0" w:color="000000"/>
               <w:top w:val="none" w:sz="0" w:space="0" w:color="000000"/>
@@ -3222,7 +3205,7 @@
                 <w:szCs w:val="22"/>
                 <w:color w:val="000000"/>
               </w:rPr>
-              <w:t xml:space="preserve">2,435.0</w:t>
+              <w:t xml:space="preserve">2,416.8</w:t>
             </w:r>
           </w:p>
         </w:tc>
@@ -3277,13 +3260,13 @@
                 <w:szCs w:val="22"/>
                 <w:color w:val="000000"/>
               </w:rPr>
-              <w:t xml:space="preserve">0.708</w:t>
-            </w:r>
-          </w:p>
-        </w:tc>
-        <w:tc>
-          <w:tcPr>
-            <w:vMerge w:val="restart"/>
+              <w:t xml:space="preserve">0.566</w:t>
+            </w:r>
+          </w:p>
+        </w:tc>
+        <w:tc>
+          <w:tcPr>
+            <w:vMerge/>
             <w:tcBorders>
               <w:bottom w:val="none" w:sz="0" w:space="0" w:color="000000"/>
               <w:top w:val="none" w:sz="0" w:space="0" w:color="000000"/>
@@ -3322,19 +3305,6 @@
                 <w:color w:val="000000"/>
               </w:rPr>
             </w:pPr>
-            <w:r>
-              <w:rPr>
-                <w:rFonts w:ascii="Helvetica" w:hAnsi="Helvetica" w:eastAsia="Helvetica" w:cs="Helvetica"/>
-                <w:i w:val="false"/>
-                <w:b w:val="false"/>
-                <w:u w:val="none"/>
-                <w:strike w:val="false"/>
-                <w:sz w:val="22"/>
-                <w:szCs w:val="22"/>
-                <w:color w:val="000000"/>
-              </w:rPr>
-              <w:t xml:space="preserve">0.967</w:t>
-            </w:r>
           </w:p>
         </w:tc>
       </w:tr>
@@ -3344,7 +3314,7 @@
         </w:trPr>
         <w:tc>
           <w:tcPr>
-            <w:vMerge/>
+            <w:vMerge w:val="restart"/>
             <w:tcBorders>
               <w:bottom w:val="none" w:sz="0" w:space="0" w:color="000000"/>
               <w:top w:val="none" w:sz="0" w:space="0" w:color="000000"/>
@@ -3383,11 +3353,24 @@
                 <w:color w:val="000000"/>
               </w:rPr>
             </w:pPr>
-          </w:p>
-        </w:tc>
-        <w:tc>
-          <w:tcPr>
-            <w:vMerge/>
+            <w:r>
+              <w:rPr>
+                <w:rFonts w:ascii="Helvetica" w:hAnsi="Helvetica" w:eastAsia="Helvetica" w:cs="Helvetica"/>
+                <w:i w:val="false"/>
+                <w:b w:val="false"/>
+                <w:u w:val="none"/>
+                <w:strike w:val="false"/>
+                <w:sz w:val="22"/>
+                <w:szCs w:val="22"/>
+                <w:color w:val="000000"/>
+              </w:rPr>
+              <w:t xml:space="preserve">6</w:t>
+            </w:r>
+          </w:p>
+        </w:tc>
+        <w:tc>
+          <w:tcPr>
+            <w:vMerge w:val="restart"/>
             <w:tcBorders>
               <w:bottom w:val="none" w:sz="0" w:space="0" w:color="000000"/>
               <w:top w:val="none" w:sz="0" w:space="0" w:color="000000"/>
@@ -3426,6 +3409,19 @@
                 <w:color w:val="000000"/>
               </w:rPr>
             </w:pPr>
+            <w:r>
+              <w:rPr>
+                <w:rFonts w:ascii="Helvetica" w:hAnsi="Helvetica" w:eastAsia="Helvetica" w:cs="Helvetica"/>
+                <w:i w:val="false"/>
+                <w:b w:val="true"/>
+                <w:u w:val="none"/>
+                <w:strike w:val="false"/>
+                <w:sz w:val="22"/>
+                <w:szCs w:val="22"/>
+                <w:color w:val="000000"/>
+              </w:rPr>
+              <w:t xml:space="preserve">a17</w:t>
+            </w:r>
           </w:p>
         </w:tc>
         <w:tc>
@@ -3479,13 +3475,13 @@
                 <w:szCs w:val="22"/>
                 <w:color w:val="000000"/>
               </w:rPr>
-              <w:t xml:space="preserve">Supply frequency: 1–3 days/wk</w:t>
-            </w:r>
-          </w:p>
-        </w:tc>
-        <w:tc>
-          <w:tcPr>
-            <w:vMerge/>
+              <w:t xml:space="preserve">Supply frequency: 4–6 days/wk</w:t>
+            </w:r>
+          </w:p>
+        </w:tc>
+        <w:tc>
+          <w:tcPr>
+            <w:vMerge w:val="restart"/>
             <w:tcBorders>
               <w:bottom w:val="none" w:sz="0" w:space="0" w:color="000000"/>
               <w:top w:val="none" w:sz="0" w:space="0" w:color="000000"/>
@@ -3524,6 +3520,19 @@
                 <w:color w:val="000000"/>
               </w:rPr>
             </w:pPr>
+            <w:r>
+              <w:rPr>
+                <w:rFonts w:ascii="Helvetica" w:hAnsi="Helvetica" w:eastAsia="Helvetica" w:cs="Helvetica"/>
+                <w:i w:val="false"/>
+                <w:b w:val="false"/>
+                <w:u w:val="none"/>
+                <w:strike w:val="false"/>
+                <w:sz w:val="22"/>
+                <w:szCs w:val="22"/>
+                <w:color w:val="000000"/>
+              </w:rPr>
+              <w:t xml:space="preserve">358</w:t>
+            </w:r>
           </w:p>
         </w:tc>
         <w:tc>
@@ -3577,13 +3586,13 @@
                 <w:szCs w:val="22"/>
                 <w:color w:val="000000"/>
               </w:rPr>
-              <w:t xml:space="preserve">0.14 [-1.87, 2.14]</w:t>
-            </w:r>
-          </w:p>
-        </w:tc>
-        <w:tc>
-          <w:tcPr>
-            <w:vMerge/>
+              <w:t xml:space="preserve">-0.50 [-3.11, 2.12]</w:t>
+            </w:r>
+          </w:p>
+        </w:tc>
+        <w:tc>
+          <w:tcPr>
+            <w:vMerge w:val="restart"/>
             <w:tcBorders>
               <w:bottom w:val="none" w:sz="0" w:space="0" w:color="000000"/>
               <w:top w:val="none" w:sz="0" w:space="0" w:color="000000"/>
@@ -3622,11 +3631,24 @@
                 <w:color w:val="000000"/>
               </w:rPr>
             </w:pPr>
-          </w:p>
-        </w:tc>
-        <w:tc>
-          <w:tcPr>
-            <w:vMerge/>
+            <w:r>
+              <w:rPr>
+                <w:rFonts w:ascii="Helvetica" w:hAnsi="Helvetica" w:eastAsia="Helvetica" w:cs="Helvetica"/>
+                <w:i w:val="false"/>
+                <w:b w:val="false"/>
+                <w:u w:val="none"/>
+                <w:strike w:val="false"/>
+                <w:sz w:val="22"/>
+                <w:szCs w:val="22"/>
+                <w:color w:val="000000"/>
+              </w:rPr>
+              <w:t xml:space="preserve">0.048</w:t>
+            </w:r>
+          </w:p>
+        </w:tc>
+        <w:tc>
+          <w:tcPr>
+            <w:vMerge w:val="restart"/>
             <w:tcBorders>
               <w:bottom w:val="none" w:sz="0" w:space="0" w:color="000000"/>
               <w:top w:val="none" w:sz="0" w:space="0" w:color="000000"/>
@@ -3665,11 +3687,24 @@
                 <w:color w:val="000000"/>
               </w:rPr>
             </w:pPr>
-          </w:p>
-        </w:tc>
-        <w:tc>
-          <w:tcPr>
-            <w:vMerge/>
+            <w:r>
+              <w:rPr>
+                <w:rFonts w:ascii="Helvetica" w:hAnsi="Helvetica" w:eastAsia="Helvetica" w:cs="Helvetica"/>
+                <w:i w:val="false"/>
+                <w:b w:val="false"/>
+                <w:u w:val="none"/>
+                <w:strike w:val="false"/>
+                <w:sz w:val="22"/>
+                <w:szCs w:val="22"/>
+                <w:color w:val="000000"/>
+              </w:rPr>
+              <w:t xml:space="preserve">-0.005</w:t>
+            </w:r>
+          </w:p>
+        </w:tc>
+        <w:tc>
+          <w:tcPr>
+            <w:vMerge w:val="restart"/>
             <w:tcBorders>
               <w:bottom w:val="none" w:sz="0" w:space="0" w:color="000000"/>
               <w:top w:val="none" w:sz="0" w:space="0" w:color="000000"/>
@@ -3708,6 +3743,19 @@
                 <w:color w:val="000000"/>
               </w:rPr>
             </w:pPr>
+            <w:r>
+              <w:rPr>
+                <w:rFonts w:ascii="Helvetica" w:hAnsi="Helvetica" w:eastAsia="Helvetica" w:cs="Helvetica"/>
+                <w:i w:val="false"/>
+                <w:b w:val="false"/>
+                <w:u w:val="none"/>
+                <w:strike w:val="false"/>
+                <w:sz w:val="22"/>
+                <w:szCs w:val="22"/>
+                <w:color w:val="000000"/>
+              </w:rPr>
+              <w:t xml:space="preserve">2,435.0</w:t>
+            </w:r>
           </w:p>
         </w:tc>
         <w:tc>
@@ -3761,13 +3809,13 @@
                 <w:szCs w:val="22"/>
                 <w:color w:val="000000"/>
               </w:rPr>
-              <w:t xml:space="preserve">0.892</w:t>
-            </w:r>
-          </w:p>
-        </w:tc>
-        <w:tc>
-          <w:tcPr>
-            <w:vMerge/>
+              <w:t xml:space="preserve">0.708</w:t>
+            </w:r>
+          </w:p>
+        </w:tc>
+        <w:tc>
+          <w:tcPr>
+            <w:vMerge w:val="restart"/>
             <w:tcBorders>
               <w:bottom w:val="none" w:sz="0" w:space="0" w:color="000000"/>
               <w:top w:val="none" w:sz="0" w:space="0" w:color="000000"/>
@@ -3806,6 +3854,19 @@
                 <w:color w:val="000000"/>
               </w:rPr>
             </w:pPr>
+            <w:r>
+              <w:rPr>
+                <w:rFonts w:ascii="Helvetica" w:hAnsi="Helvetica" w:eastAsia="Helvetica" w:cs="Helvetica"/>
+                <w:i w:val="false"/>
+                <w:b w:val="false"/>
+                <w:u w:val="none"/>
+                <w:strike w:val="false"/>
+                <w:sz w:val="22"/>
+                <w:szCs w:val="22"/>
+                <w:color w:val="000000"/>
+              </w:rPr>
+              <w:t xml:space="preserve">0.967</w:t>
+            </w:r>
           </w:p>
         </w:tc>
       </w:tr>
@@ -3815,6 +3876,7 @@
         </w:trPr>
         <w:tc>
           <w:tcPr>
+            <w:vMerge/>
             <w:tcBorders>
               <w:bottom w:val="none" w:sz="0" w:space="0" w:color="000000"/>
               <w:top w:val="none" w:sz="0" w:space="0" w:color="000000"/>
@@ -3853,23 +3915,11 @@
                 <w:color w:val="000000"/>
               </w:rPr>
             </w:pPr>
-            <w:r>
-              <w:rPr>
-                <w:rFonts w:ascii="Helvetica" w:hAnsi="Helvetica" w:eastAsia="Helvetica" w:cs="Helvetica"/>
-                <w:i w:val="false"/>
-                <w:b w:val="false"/>
-                <w:u w:val="none"/>
-                <w:strike w:val="false"/>
-                <w:sz w:val="22"/>
-                <w:szCs w:val="22"/>
-                <w:color w:val="000000"/>
-              </w:rPr>
-              <w:t xml:space="preserve">6</w:t>
-            </w:r>
-          </w:p>
-        </w:tc>
-        <w:tc>
-          <w:tcPr>
+          </w:p>
+        </w:tc>
+        <w:tc>
+          <w:tcPr>
+            <w:vMerge/>
             <w:tcBorders>
               <w:bottom w:val="none" w:sz="0" w:space="0" w:color="000000"/>
               <w:top w:val="none" w:sz="0" w:space="0" w:color="000000"/>
@@ -3908,19 +3958,6 @@
                 <w:color w:val="000000"/>
               </w:rPr>
             </w:pPr>
-            <w:r>
-              <w:rPr>
-                <w:rFonts w:ascii="Helvetica" w:hAnsi="Helvetica" w:eastAsia="Helvetica" w:cs="Helvetica"/>
-                <w:i w:val="false"/>
-                <w:b w:val="true"/>
-                <w:u w:val="none"/>
-                <w:strike w:val="false"/>
-                <w:sz w:val="22"/>
-                <w:szCs w:val="22"/>
-                <w:color w:val="000000"/>
-              </w:rPr>
-              <w:t xml:space="preserve">a10</w:t>
-            </w:r>
           </w:p>
         </w:tc>
         <w:tc>
@@ -3974,7 +4011,7 @@
                 <w:szCs w:val="22"/>
                 <w:color w:val="000000"/>
               </w:rPr>
-              <w:t xml:space="preserve">Excessive time managing water</w:t>
+              <w:t xml:space="preserve">Supply frequency: 1–3 days/wk</w:t>
             </w:r>
           </w:p>
         </w:tc>
@@ -4072,12 +4109,13 @@
                 <w:szCs w:val="22"/>
                 <w:color w:val="000000"/>
               </w:rPr>
-              <w:t xml:space="preserve">-0.51 [-2.25, 1.23]</w:t>
-            </w:r>
-          </w:p>
-        </w:tc>
-        <w:tc>
-          <w:tcPr>
+              <w:t xml:space="preserve">0.14 [-1.87, 2.14]</w:t>
+            </w:r>
+          </w:p>
+        </w:tc>
+        <w:tc>
+          <w:tcPr>
+            <w:vMerge/>
             <w:tcBorders>
               <w:bottom w:val="none" w:sz="0" w:space="0" w:color="000000"/>
               <w:top w:val="none" w:sz="0" w:space="0" w:color="000000"/>
@@ -4116,23 +4154,11 @@
                 <w:color w:val="000000"/>
               </w:rPr>
             </w:pPr>
-            <w:r>
-              <w:rPr>
-                <w:rFonts w:ascii="Helvetica" w:hAnsi="Helvetica" w:eastAsia="Helvetica" w:cs="Helvetica"/>
-                <w:i w:val="false"/>
-                <w:b w:val="false"/>
-                <w:u w:val="none"/>
-                <w:strike w:val="false"/>
-                <w:sz w:val="22"/>
-                <w:szCs w:val="22"/>
-                <w:color w:val="000000"/>
-              </w:rPr>
-              <w:t xml:space="preserve">0.053</w:t>
-            </w:r>
-          </w:p>
-        </w:tc>
-        <w:tc>
-          <w:tcPr>
+          </w:p>
+        </w:tc>
+        <w:tc>
+          <w:tcPr>
+            <w:vMerge/>
             <w:tcBorders>
               <w:bottom w:val="none" w:sz="0" w:space="0" w:color="000000"/>
               <w:top w:val="none" w:sz="0" w:space="0" w:color="000000"/>
@@ -4171,23 +4197,11 @@
                 <w:color w:val="000000"/>
               </w:rPr>
             </w:pPr>
-            <w:r>
-              <w:rPr>
-                <w:rFonts w:ascii="Helvetica" w:hAnsi="Helvetica" w:eastAsia="Helvetica" w:cs="Helvetica"/>
-                <w:i w:val="false"/>
-                <w:b w:val="false"/>
-                <w:u w:val="none"/>
-                <w:strike w:val="false"/>
-                <w:sz w:val="22"/>
-                <w:szCs w:val="22"/>
-                <w:color w:val="000000"/>
-              </w:rPr>
-              <w:t xml:space="preserve">-0.002</w:t>
-            </w:r>
-          </w:p>
-        </w:tc>
-        <w:tc>
-          <w:tcPr>
+          </w:p>
+        </w:tc>
+        <w:tc>
+          <w:tcPr>
+            <w:vMerge/>
             <w:tcBorders>
               <w:bottom w:val="none" w:sz="0" w:space="0" w:color="000000"/>
               <w:top w:val="none" w:sz="0" w:space="0" w:color="000000"/>
@@ -4226,19 +4240,6 @@
                 <w:color w:val="000000"/>
               </w:rPr>
             </w:pPr>
-            <w:r>
-              <w:rPr>
-                <w:rFonts w:ascii="Helvetica" w:hAnsi="Helvetica" w:eastAsia="Helvetica" w:cs="Helvetica"/>
-                <w:i w:val="false"/>
-                <w:b w:val="false"/>
-                <w:u w:val="none"/>
-                <w:strike w:val="false"/>
-                <w:sz w:val="22"/>
-                <w:szCs w:val="22"/>
-                <w:color w:val="000000"/>
-              </w:rPr>
-              <w:t xml:space="preserve">2,435.1</w:t>
-            </w:r>
           </w:p>
         </w:tc>
         <w:tc>
@@ -4292,12 +4293,13 @@
                 <w:szCs w:val="22"/>
                 <w:color w:val="000000"/>
               </w:rPr>
-              <w:t xml:space="preserve">0.562</w:t>
-            </w:r>
-          </w:p>
-        </w:tc>
-        <w:tc>
-          <w:tcPr>
+              <w:t xml:space="preserve">0.892</w:t>
+            </w:r>
+          </w:p>
+        </w:tc>
+        <w:tc>
+          <w:tcPr>
+            <w:vMerge/>
             <w:tcBorders>
               <w:bottom w:val="none" w:sz="0" w:space="0" w:color="000000"/>
               <w:top w:val="none" w:sz="0" w:space="0" w:color="000000"/>
@@ -4336,19 +4338,6 @@
                 <w:color w:val="000000"/>
               </w:rPr>
             </w:pPr>
-            <w:r>
-              <w:rPr>
-                <w:rFonts w:ascii="Helvetica" w:hAnsi="Helvetica" w:eastAsia="Helvetica" w:cs="Helvetica"/>
-                <w:i w:val="false"/>
-                <w:b w:val="false"/>
-                <w:u w:val="none"/>
-                <w:strike w:val="false"/>
-                <w:sz w:val="22"/>
-                <w:szCs w:val="22"/>
-                <w:color w:val="000000"/>
-              </w:rPr>
-              <w:t xml:space="preserve">0.881</w:t>
-            </w:r>
           </w:p>
         </w:tc>
       </w:tr>
@@ -4853,6 +4842,7 @@
         </w:tc>
         <w:tc>
           <w:tcPr>
+            <w:vMerge/>
             <w:tcBorders>
               <w:bottom w:val="none" w:sz="0" w:space="0" w:color="000000"/>
               <w:top w:val="none" w:sz="0" w:space="0" w:color="000000"/>
@@ -4891,19 +4881,6 @@
                 <w:color w:val="000000"/>
               </w:rPr>
             </w:pPr>
-            <w:r>
-              <w:rPr>
-                <w:rFonts w:ascii="Helvetica" w:hAnsi="Helvetica" w:eastAsia="Helvetica" w:cs="Helvetica"/>
-                <w:i w:val="false"/>
-                <w:b w:val="false"/>
-                <w:u w:val="none"/>
-                <w:strike w:val="false"/>
-                <w:sz w:val="22"/>
-                <w:szCs w:val="22"/>
-                <w:color w:val="000000"/>
-              </w:rPr>
-              <w:t xml:space="preserve">0.967</w:t>
-            </w:r>
           </w:p>
         </w:tc>
       </w:tr>
@@ -8953,7 +8930,7 @@
                 <w:szCs w:val="22"/>
                 <w:color w:val="000000"/>
               </w:rPr>
-              <w:t xml:space="preserve">325</w:t>
+              <w:t xml:space="preserve">322</w:t>
             </w:r>
           </w:p>
         </w:tc>
@@ -9008,7 +8985,7 @@
                 <w:szCs w:val="22"/>
                 <w:color w:val="000000"/>
               </w:rPr>
-              <w:t xml:space="preserve">3.48 [1.79, 7.12]</w:t>
+              <w:t xml:space="preserve">3.43 [1.75, 7.05]</w:t>
             </w:r>
           </w:p>
         </w:tc>
@@ -9063,7 +9040,7 @@
                 <w:szCs w:val="22"/>
                 <w:color w:val="000000"/>
               </w:rPr>
-              <w:t xml:space="preserve">0.247</w:t>
+              <w:t xml:space="preserve">0.253</w:t>
             </w:r>
           </w:p>
         </w:tc>
@@ -9173,7 +9150,7 @@
                 <w:szCs w:val="22"/>
                 <w:color w:val="000000"/>
               </w:rPr>
-              <w:t xml:space="preserve">333.3</w:t>
+              <w:t xml:space="preserve">327.0</w:t>
             </w:r>
           </w:p>
         </w:tc>

--- a/output/tables/09.Tables_Aim2_HWISEadj_Models.docx
+++ b/output/tables/09.Tables_Aim2_HWISEadj_Models.docx
@@ -3039,19 +3039,19 @@
               <w:rPr>
                 <w:rFonts w:ascii="Helvetica" w:hAnsi="Helvetica" w:eastAsia="Helvetica" w:cs="Helvetica"/>
                 <w:i w:val="false"/>
-                <w:b w:val="false"/>
-                <w:u w:val="none"/>
-                <w:strike w:val="false"/>
-                <w:sz w:val="22"/>
-                <w:szCs w:val="22"/>
-                <w:color w:val="000000"/>
-              </w:rPr>
-            </w:pPr>
-            <w:r>
-              <w:rPr>
-                <w:rFonts w:ascii="Helvetica" w:hAnsi="Helvetica" w:eastAsia="Helvetica" w:cs="Helvetica"/>
-                <w:i w:val="false"/>
-                <w:b w:val="false"/>
+                <w:b w:val="true"/>
+                <w:u w:val="none"/>
+                <w:strike w:val="false"/>
+                <w:sz w:val="22"/>
+                <w:szCs w:val="22"/>
+                <w:color w:val="000000"/>
+              </w:rPr>
+            </w:pPr>
+            <w:r>
+              <w:rPr>
+                <w:rFonts w:ascii="Helvetica" w:hAnsi="Helvetica" w:eastAsia="Helvetica" w:cs="Helvetica"/>
+                <w:i w:val="false"/>
+                <w:b w:val="true"/>
                 <w:u w:val="none"/>
                 <w:strike w:val="false"/>
                 <w:sz w:val="22"/>
@@ -5243,19 +5243,19 @@
               <w:rPr>
                 <w:rFonts w:ascii="Helvetica" w:hAnsi="Helvetica" w:eastAsia="Helvetica" w:cs="Helvetica"/>
                 <w:i w:val="false"/>
-                <w:b w:val="false"/>
-                <w:u w:val="none"/>
-                <w:strike w:val="false"/>
-                <w:sz w:val="22"/>
-                <w:szCs w:val="22"/>
-                <w:color w:val="000000"/>
-              </w:rPr>
-            </w:pPr>
-            <w:r>
-              <w:rPr>
-                <w:rFonts w:ascii="Helvetica" w:hAnsi="Helvetica" w:eastAsia="Helvetica" w:cs="Helvetica"/>
-                <w:i w:val="false"/>
-                <w:b w:val="false"/>
+                <w:b w:val="true"/>
+                <w:u w:val="none"/>
+                <w:strike w:val="false"/>
+                <w:sz w:val="22"/>
+                <w:szCs w:val="22"/>
+                <w:color w:val="000000"/>
+              </w:rPr>
+            </w:pPr>
+            <w:r>
+              <w:rPr>
+                <w:rFonts w:ascii="Helvetica" w:hAnsi="Helvetica" w:eastAsia="Helvetica" w:cs="Helvetica"/>
+                <w:i w:val="false"/>
+                <w:b w:val="true"/>
                 <w:u w:val="none"/>
                 <w:strike w:val="false"/>
                 <w:sz w:val="22"/>
@@ -10022,19 +10022,19 @@
               <w:rPr>
                 <w:rFonts w:ascii="Helvetica" w:hAnsi="Helvetica" w:eastAsia="Helvetica" w:cs="Helvetica"/>
                 <w:i w:val="false"/>
-                <w:b w:val="false"/>
-                <w:u w:val="none"/>
-                <w:strike w:val="false"/>
-                <w:sz w:val="22"/>
-                <w:szCs w:val="22"/>
-                <w:color w:val="000000"/>
-              </w:rPr>
-            </w:pPr>
-            <w:r>
-              <w:rPr>
-                <w:rFonts w:ascii="Helvetica" w:hAnsi="Helvetica" w:eastAsia="Helvetica" w:cs="Helvetica"/>
-                <w:i w:val="false"/>
-                <w:b w:val="false"/>
+                <w:b w:val="true"/>
+                <w:u w:val="none"/>
+                <w:strike w:val="false"/>
+                <w:sz w:val="22"/>
+                <w:szCs w:val="22"/>
+                <w:color w:val="000000"/>
+              </w:rPr>
+            </w:pPr>
+            <w:r>
+              <w:rPr>
+                <w:rFonts w:ascii="Helvetica" w:hAnsi="Helvetica" w:eastAsia="Helvetica" w:cs="Helvetica"/>
+                <w:i w:val="false"/>
+                <w:b w:val="true"/>
                 <w:u w:val="none"/>
                 <w:strike w:val="false"/>
                 <w:sz w:val="22"/>
@@ -10077,19 +10077,19 @@
               <w:rPr>
                 <w:rFonts w:ascii="Helvetica" w:hAnsi="Helvetica" w:eastAsia="Helvetica" w:cs="Helvetica"/>
                 <w:i w:val="false"/>
-                <w:b w:val="false"/>
-                <w:u w:val="none"/>
-                <w:strike w:val="false"/>
-                <w:sz w:val="22"/>
-                <w:szCs w:val="22"/>
-                <w:color w:val="000000"/>
-              </w:rPr>
-            </w:pPr>
-            <w:r>
-              <w:rPr>
-                <w:rFonts w:ascii="Helvetica" w:hAnsi="Helvetica" w:eastAsia="Helvetica" w:cs="Helvetica"/>
-                <w:i w:val="false"/>
-                <w:b w:val="false"/>
+                <w:b w:val="true"/>
+                <w:u w:val="none"/>
+                <w:strike w:val="false"/>
+                <w:sz w:val="22"/>
+                <w:szCs w:val="22"/>
+                <w:color w:val="000000"/>
+              </w:rPr>
+            </w:pPr>
+            <w:r>
+              <w:rPr>
+                <w:rFonts w:ascii="Helvetica" w:hAnsi="Helvetica" w:eastAsia="Helvetica" w:cs="Helvetica"/>
+                <w:i w:val="false"/>
+                <w:b w:val="true"/>
                 <w:u w:val="none"/>
                 <w:strike w:val="false"/>
                 <w:sz w:val="22"/>
@@ -10912,19 +10912,19 @@
               <w:rPr>
                 <w:rFonts w:ascii="Helvetica" w:hAnsi="Helvetica" w:eastAsia="Helvetica" w:cs="Helvetica"/>
                 <w:i w:val="false"/>
-                <w:b w:val="false"/>
-                <w:u w:val="none"/>
-                <w:strike w:val="false"/>
-                <w:sz w:val="22"/>
-                <w:szCs w:val="22"/>
-                <w:color w:val="000000"/>
-              </w:rPr>
-            </w:pPr>
-            <w:r>
-              <w:rPr>
-                <w:rFonts w:ascii="Helvetica" w:hAnsi="Helvetica" w:eastAsia="Helvetica" w:cs="Helvetica"/>
-                <w:i w:val="false"/>
-                <w:b w:val="false"/>
+                <w:b w:val="true"/>
+                <w:u w:val="none"/>
+                <w:strike w:val="false"/>
+                <w:sz w:val="22"/>
+                <w:szCs w:val="22"/>
+                <w:color w:val="000000"/>
+              </w:rPr>
+            </w:pPr>
+            <w:r>
+              <w:rPr>
+                <w:rFonts w:ascii="Helvetica" w:hAnsi="Helvetica" w:eastAsia="Helvetica" w:cs="Helvetica"/>
+                <w:i w:val="false"/>
+                <w:b w:val="true"/>
                 <w:u w:val="none"/>
                 <w:strike w:val="false"/>
                 <w:sz w:val="22"/>
@@ -11357,19 +11357,19 @@
               <w:rPr>
                 <w:rFonts w:ascii="Helvetica" w:hAnsi="Helvetica" w:eastAsia="Helvetica" w:cs="Helvetica"/>
                 <w:i w:val="false"/>
-                <w:b w:val="false"/>
-                <w:u w:val="none"/>
-                <w:strike w:val="false"/>
-                <w:sz w:val="22"/>
-                <w:szCs w:val="22"/>
-                <w:color w:val="000000"/>
-              </w:rPr>
-            </w:pPr>
-            <w:r>
-              <w:rPr>
-                <w:rFonts w:ascii="Helvetica" w:hAnsi="Helvetica" w:eastAsia="Helvetica" w:cs="Helvetica"/>
-                <w:i w:val="false"/>
-                <w:b w:val="false"/>
+                <w:b w:val="true"/>
+                <w:u w:val="none"/>
+                <w:strike w:val="false"/>
+                <w:sz w:val="22"/>
+                <w:szCs w:val="22"/>
+                <w:color w:val="000000"/>
+              </w:rPr>
+            </w:pPr>
+            <w:r>
+              <w:rPr>
+                <w:rFonts w:ascii="Helvetica" w:hAnsi="Helvetica" w:eastAsia="Helvetica" w:cs="Helvetica"/>
+                <w:i w:val="false"/>
+                <w:b w:val="true"/>
                 <w:u w:val="none"/>
                 <w:strike w:val="false"/>
                 <w:sz w:val="22"/>
@@ -11412,19 +11412,19 @@
               <w:rPr>
                 <w:rFonts w:ascii="Helvetica" w:hAnsi="Helvetica" w:eastAsia="Helvetica" w:cs="Helvetica"/>
                 <w:i w:val="false"/>
-                <w:b w:val="false"/>
-                <w:u w:val="none"/>
-                <w:strike w:val="false"/>
-                <w:sz w:val="22"/>
-                <w:szCs w:val="22"/>
-                <w:color w:val="000000"/>
-              </w:rPr>
-            </w:pPr>
-            <w:r>
-              <w:rPr>
-                <w:rFonts w:ascii="Helvetica" w:hAnsi="Helvetica" w:eastAsia="Helvetica" w:cs="Helvetica"/>
-                <w:i w:val="false"/>
-                <w:b w:val="false"/>
+                <w:b w:val="true"/>
+                <w:u w:val="none"/>
+                <w:strike w:val="false"/>
+                <w:sz w:val="22"/>
+                <w:szCs w:val="22"/>
+                <w:color w:val="000000"/>
+              </w:rPr>
+            </w:pPr>
+            <w:r>
+              <w:rPr>
+                <w:rFonts w:ascii="Helvetica" w:hAnsi="Helvetica" w:eastAsia="Helvetica" w:cs="Helvetica"/>
+                <w:i w:val="false"/>
+                <w:b w:val="true"/>
                 <w:u w:val="none"/>
                 <w:strike w:val="false"/>
                 <w:sz w:val="22"/>
@@ -13984,19 +13984,19 @@
               <w:rPr>
                 <w:rFonts w:ascii="Helvetica" w:hAnsi="Helvetica" w:eastAsia="Helvetica" w:cs="Helvetica"/>
                 <w:i w:val="false"/>
-                <w:b w:val="false"/>
-                <w:u w:val="none"/>
-                <w:strike w:val="false"/>
-                <w:sz w:val="22"/>
-                <w:szCs w:val="22"/>
-                <w:color w:val="000000"/>
-              </w:rPr>
-            </w:pPr>
-            <w:r>
-              <w:rPr>
-                <w:rFonts w:ascii="Helvetica" w:hAnsi="Helvetica" w:eastAsia="Helvetica" w:cs="Helvetica"/>
-                <w:i w:val="false"/>
-                <w:b w:val="false"/>
+                <w:b w:val="true"/>
+                <w:u w:val="none"/>
+                <w:strike w:val="false"/>
+                <w:sz w:val="22"/>
+                <w:szCs w:val="22"/>
+                <w:color w:val="000000"/>
+              </w:rPr>
+            </w:pPr>
+            <w:r>
+              <w:rPr>
+                <w:rFonts w:ascii="Helvetica" w:hAnsi="Helvetica" w:eastAsia="Helvetica" w:cs="Helvetica"/>
+                <w:i w:val="false"/>
+                <w:b w:val="true"/>
                 <w:u w:val="none"/>
                 <w:strike w:val="false"/>
                 <w:sz w:val="22"/>
@@ -14866,19 +14866,19 @@
               <w:rPr>
                 <w:rFonts w:ascii="Helvetica" w:hAnsi="Helvetica" w:eastAsia="Helvetica" w:cs="Helvetica"/>
                 <w:i w:val="false"/>
-                <w:b w:val="false"/>
-                <w:u w:val="none"/>
-                <w:strike w:val="false"/>
-                <w:sz w:val="22"/>
-                <w:szCs w:val="22"/>
-                <w:color w:val="000000"/>
-              </w:rPr>
-            </w:pPr>
-            <w:r>
-              <w:rPr>
-                <w:rFonts w:ascii="Helvetica" w:hAnsi="Helvetica" w:eastAsia="Helvetica" w:cs="Helvetica"/>
-                <w:i w:val="false"/>
-                <w:b w:val="false"/>
+                <w:b w:val="true"/>
+                <w:u w:val="none"/>
+                <w:strike w:val="false"/>
+                <w:sz w:val="22"/>
+                <w:szCs w:val="22"/>
+                <w:color w:val="000000"/>
+              </w:rPr>
+            </w:pPr>
+            <w:r>
+              <w:rPr>
+                <w:rFonts w:ascii="Helvetica" w:hAnsi="Helvetica" w:eastAsia="Helvetica" w:cs="Helvetica"/>
+                <w:i w:val="false"/>
+                <w:b w:val="true"/>
                 <w:u w:val="none"/>
                 <w:strike w:val="false"/>
                 <w:sz w:val="22"/>
@@ -14922,19 +14922,19 @@
               <w:rPr>
                 <w:rFonts w:ascii="Helvetica" w:hAnsi="Helvetica" w:eastAsia="Helvetica" w:cs="Helvetica"/>
                 <w:i w:val="false"/>
-                <w:b w:val="false"/>
-                <w:u w:val="none"/>
-                <w:strike w:val="false"/>
-                <w:sz w:val="22"/>
-                <w:szCs w:val="22"/>
-                <w:color w:val="000000"/>
-              </w:rPr>
-            </w:pPr>
-            <w:r>
-              <w:rPr>
-                <w:rFonts w:ascii="Helvetica" w:hAnsi="Helvetica" w:eastAsia="Helvetica" w:cs="Helvetica"/>
-                <w:i w:val="false"/>
-                <w:b w:val="false"/>
+                <w:b w:val="true"/>
+                <w:u w:val="none"/>
+                <w:strike w:val="false"/>
+                <w:sz w:val="22"/>
+                <w:szCs w:val="22"/>
+                <w:color w:val="000000"/>
+              </w:rPr>
+            </w:pPr>
+            <w:r>
+              <w:rPr>
+                <w:rFonts w:ascii="Helvetica" w:hAnsi="Helvetica" w:eastAsia="Helvetica" w:cs="Helvetica"/>
+                <w:i w:val="false"/>
+                <w:b w:val="true"/>
                 <w:u w:val="none"/>
                 <w:strike w:val="false"/>
                 <w:sz w:val="22"/>
@@ -15264,19 +15264,19 @@
               <w:rPr>
                 <w:rFonts w:ascii="Helvetica" w:hAnsi="Helvetica" w:eastAsia="Helvetica" w:cs="Helvetica"/>
                 <w:i w:val="false"/>
-                <w:b w:val="false"/>
-                <w:u w:val="none"/>
-                <w:strike w:val="false"/>
-                <w:sz w:val="22"/>
-                <w:szCs w:val="22"/>
-                <w:color w:val="000000"/>
-              </w:rPr>
-            </w:pPr>
-            <w:r>
-              <w:rPr>
-                <w:rFonts w:ascii="Helvetica" w:hAnsi="Helvetica" w:eastAsia="Helvetica" w:cs="Helvetica"/>
-                <w:i w:val="false"/>
-                <w:b w:val="false"/>
+                <w:b w:val="true"/>
+                <w:u w:val="none"/>
+                <w:strike w:val="false"/>
+                <w:sz w:val="22"/>
+                <w:szCs w:val="22"/>
+                <w:color w:val="000000"/>
+              </w:rPr>
+            </w:pPr>
+            <w:r>
+              <w:rPr>
+                <w:rFonts w:ascii="Helvetica" w:hAnsi="Helvetica" w:eastAsia="Helvetica" w:cs="Helvetica"/>
+                <w:i w:val="false"/>
+                <w:b w:val="true"/>
                 <w:u w:val="none"/>
                 <w:strike w:val="false"/>
                 <w:sz w:val="22"/>
@@ -15320,7 +15320,7 @@
               <w:rPr>
                 <w:rFonts w:ascii="Helvetica" w:hAnsi="Helvetica" w:eastAsia="Helvetica" w:cs="Helvetica"/>
                 <w:i w:val="false"/>
-                <w:b w:val="false"/>
+                <w:b w:val="true"/>
                 <w:u w:val="none"/>
                 <w:strike w:val="false"/>
                 <w:sz w:val="22"/>
@@ -15697,19 +15697,19 @@
               <w:rPr>
                 <w:rFonts w:ascii="Helvetica" w:hAnsi="Helvetica" w:eastAsia="Helvetica" w:cs="Helvetica"/>
                 <w:i w:val="false"/>
-                <w:b w:val="false"/>
-                <w:u w:val="none"/>
-                <w:strike w:val="false"/>
-                <w:sz w:val="22"/>
-                <w:szCs w:val="22"/>
-                <w:color w:val="000000"/>
-              </w:rPr>
-            </w:pPr>
-            <w:r>
-              <w:rPr>
-                <w:rFonts w:ascii="Helvetica" w:hAnsi="Helvetica" w:eastAsia="Helvetica" w:cs="Helvetica"/>
-                <w:i w:val="false"/>
-                <w:b w:val="false"/>
+                <w:b w:val="true"/>
+                <w:u w:val="none"/>
+                <w:strike w:val="false"/>
+                <w:sz w:val="22"/>
+                <w:szCs w:val="22"/>
+                <w:color w:val="000000"/>
+              </w:rPr>
+            </w:pPr>
+            <w:r>
+              <w:rPr>
+                <w:rFonts w:ascii="Helvetica" w:hAnsi="Helvetica" w:eastAsia="Helvetica" w:cs="Helvetica"/>
+                <w:i w:val="false"/>
+                <w:b w:val="true"/>
                 <w:u w:val="none"/>
                 <w:strike w:val="false"/>
                 <w:sz w:val="22"/>
